--- a/PW_2_Group3/_web2025_group03_pw2_document.docx
+++ b/PW_2_Group3/_web2025_group03_pw2_document.docx
@@ -334,7 +334,7 @@
           <w:sz w:val="24"/>
           <w:szCs w:val="24"/>
         </w:rPr>
-        <w:t>1</w:t>
+        <w:t>2</w:t>
       </w:r>
     </w:p>
     <w:p>
@@ -1575,13 +1575,19 @@
               <w:rPr>
                 <w:lang w:val="lv-LV"/>
               </w:rPr>
-              <w:t>, added information about our goal, index.html</w:t>
+              <w:t xml:space="preserve">, </w:t>
             </w:r>
             <w:r>
               <w:rPr>
                 <w:lang w:val="lv-LV"/>
               </w:rPr>
-              <w:t xml:space="preserve">, about.html </w:t>
+              <w:t>added a folder for js, and implemented bootstrap, implemented the bootstrap nav bar on all pages, modified hero section and converted service pages list into a bootstrap card grid.</w:t>
+            </w:r>
+            <w:r>
+              <w:rPr>
+                <w:lang w:val="lv-LV"/>
+              </w:rPr>
+              <w:t xml:space="preserve"> </w:t>
             </w:r>
           </w:p>
         </w:tc>
@@ -1601,13 +1607,7 @@
               <w:rPr>
                 <w:lang w:val="lv-LV"/>
               </w:rPr>
-              <w:t>0</w:t>
-            </w:r>
-            <w:r>
-              <w:rPr>
-                <w:lang w:val="lv-LV"/>
-              </w:rPr>
-              <w:t>1</w:t>
+              <w:t>28</w:t>
             </w:r>
             <w:r>
               <w:rPr>
@@ -1702,19 +1702,13 @@
               <w:rPr>
                 <w:lang w:val="lv-LV"/>
               </w:rPr>
-              <w:t>Second version, added information about</w:t>
+              <w:t>Second versio</w:t>
             </w:r>
             <w:r>
               <w:rPr>
                 <w:lang w:val="lv-LV"/>
               </w:rPr>
-              <w:t xml:space="preserve"> services.html, </w:t>
-            </w:r>
-            <w:r>
-              <w:rPr>
-                <w:lang w:val="lv-LV"/>
-              </w:rPr>
-              <w:t>contact.html and contacted.html</w:t>
+              <w:t>n</w:t>
             </w:r>
           </w:p>
         </w:tc>
@@ -1730,12 +1724,6 @@
                 <w:lang w:val="lv-LV"/>
               </w:rPr>
             </w:pPr>
-            <w:r>
-              <w:rPr>
-                <w:lang w:val="lv-LV"/>
-              </w:rPr>
-              <w:t>02.03.2025</w:t>
-            </w:r>
           </w:p>
         </w:tc>
         <w:tc>
@@ -1750,12 +1738,6 @@
                 <w:lang w:val="lv-LV"/>
               </w:rPr>
             </w:pPr>
-            <w:r>
-              <w:rPr>
-                <w:lang w:val="lv-LV"/>
-              </w:rPr>
-              <w:t>Janis Petrovs</w:t>
-            </w:r>
           </w:p>
         </w:tc>
       </w:tr>
@@ -1799,7 +1781,7 @@
               <w:rPr>
                 <w:lang w:val="lv-LV"/>
               </w:rPr>
-              <w:t>Third version, added information about CSS part of our code</w:t>
+              <w:t xml:space="preserve">Third version, </w:t>
             </w:r>
           </w:p>
         </w:tc>
@@ -1815,12 +1797,6 @@
                 <w:lang w:val="lv-LV"/>
               </w:rPr>
             </w:pPr>
-            <w:r>
-              <w:rPr>
-                <w:lang w:val="lv-LV"/>
-              </w:rPr>
-              <w:t>03.03.2025</w:t>
-            </w:r>
           </w:p>
         </w:tc>
         <w:tc>
@@ -1835,12 +1811,6 @@
                 <w:lang w:val="lv-LV"/>
               </w:rPr>
             </w:pPr>
-            <w:r>
-              <w:rPr>
-                <w:lang w:val="lv-LV"/>
-              </w:rPr>
-              <w:t>Kristers Bizuns</w:t>
-            </w:r>
           </w:p>
         </w:tc>
       </w:tr>
@@ -1860,12 +1830,6 @@
                 <w:lang w:val="lv-LV"/>
               </w:rPr>
             </w:pPr>
-            <w:r>
-              <w:rPr>
-                <w:lang w:val="lv-LV"/>
-              </w:rPr>
-              <w:t>1.3</w:t>
-            </w:r>
           </w:p>
         </w:tc>
         <w:tc>
@@ -1880,18 +1844,6 @@
                 <w:lang w:val="lv-LV"/>
               </w:rPr>
             </w:pPr>
-            <w:r>
-              <w:rPr>
-                <w:lang w:val="lv-LV"/>
-              </w:rPr>
-              <w:t>Fixed some syntax problems</w:t>
-            </w:r>
-            <w:r>
-              <w:rPr>
-                <w:lang w:val="lv-LV"/>
-              </w:rPr>
-              <w:t xml:space="preserve"> and final reforms</w:t>
-            </w:r>
           </w:p>
         </w:tc>
         <w:tc>
@@ -1906,12 +1858,6 @@
                 <w:lang w:val="lv-LV"/>
               </w:rPr>
             </w:pPr>
-            <w:r>
-              <w:rPr>
-                <w:lang w:val="lv-LV"/>
-              </w:rPr>
-              <w:t>03.03.2025</w:t>
-            </w:r>
           </w:p>
         </w:tc>
         <w:tc>
@@ -1926,12 +1872,6 @@
                 <w:lang w:val="lv-LV"/>
               </w:rPr>
             </w:pPr>
-            <w:r>
-              <w:rPr>
-                <w:lang w:val="lv-LV"/>
-              </w:rPr>
-              <w:t>Kristers Bizuns</w:t>
-            </w:r>
           </w:p>
         </w:tc>
       </w:tr>
@@ -2685,63 +2625,73 @@
         <w:rPr>
           <w:rFonts w:ascii="Arial" w:hAnsi="Arial" w:cs="Arial"/>
         </w:rPr>
-        <w:t>To create a website using the HTML and CSS skills we were taught and learnt on our own</w:t>
-      </w:r>
-      <w:r>
+        <w:t xml:space="preserve">To implement bootstrap and javascript in our previously created webpage. </w:t>
+      </w:r>
+    </w:p>
+    <w:p>
+      <w:pPr>
+        <w:jc w:val="both"/>
         <w:rPr>
           <w:rFonts w:ascii="Arial" w:hAnsi="Arial" w:cs="Arial"/>
         </w:rPr>
-        <w:t xml:space="preserve"> based on our interests, experiences or hobbies.</w:t>
-      </w:r>
+      </w:pPr>
       <w:r>
         <w:rPr>
           <w:rFonts w:ascii="Arial" w:hAnsi="Arial" w:cs="Arial"/>
         </w:rPr>
-        <w:t xml:space="preserve"> </w:t>
-      </w:r>
-    </w:p>
-    <w:p>
-      <w:pPr>
-        <w:jc w:val="both"/>
+        <w:t xml:space="preserve">In this practical work we used HTML to create the base of our websites </w:t>
+      </w:r>
+      <w:r>
         <w:rPr>
           <w:rFonts w:ascii="Arial" w:hAnsi="Arial" w:cs="Arial"/>
         </w:rPr>
-      </w:pPr>
+        <w:t xml:space="preserve">5 html files: </w:t>
+      </w:r>
       <w:r>
         <w:rPr>
           <w:rFonts w:ascii="Arial" w:hAnsi="Arial" w:cs="Arial"/>
         </w:rPr>
-        <w:t xml:space="preserve">In this practical work we used HTML to create the base of our websites </w:t>
+        <w:t xml:space="preserve">index.html, services.html, </w:t>
       </w:r>
       <w:r>
         <w:rPr>
           <w:rFonts w:ascii="Arial" w:hAnsi="Arial" w:cs="Arial"/>
         </w:rPr>
-        <w:t xml:space="preserve">5 html files: </w:t>
+        <w:t xml:space="preserve">about.html, contact.html and contacted.html. Each of these files represents a different aspect of our knowledge from the navigation bar being responsive to clicks and updating in each </w:t>
       </w:r>
       <w:r>
         <w:rPr>
           <w:rFonts w:ascii="Arial" w:hAnsi="Arial" w:cs="Arial"/>
         </w:rPr>
-        <w:t xml:space="preserve">index.html, services.html, </w:t>
+        <w:t xml:space="preserve">page, to the website being responsive to smaller </w:t>
       </w:r>
       <w:r>
         <w:rPr>
           <w:rFonts w:ascii="Arial" w:hAnsi="Arial" w:cs="Arial"/>
         </w:rPr>
-        <w:t xml:space="preserve">about.html, contact.html and contacted.html. Each of these files represents a different aspect of our knowledge from the navigation bar being responsive to clicks and updating in each </w:t>
-      </w:r>
-      <w:r>
+        <w:t>screen sizes.</w:t>
+      </w:r>
+    </w:p>
+    <w:p>
+      <w:pPr>
+        <w:jc w:val="both"/>
         <w:rPr>
           <w:rFonts w:ascii="Arial" w:hAnsi="Arial" w:cs="Arial"/>
         </w:rPr>
-        <w:t xml:space="preserve">page, to the website being responsive to smaller </w:t>
-      </w:r>
-      <w:r>
+      </w:pPr>
+    </w:p>
+    <w:p>
+      <w:pPr>
+        <w:jc w:val="both"/>
         <w:rPr>
           <w:rFonts w:ascii="Arial" w:hAnsi="Arial" w:cs="Arial"/>
         </w:rPr>
-        <w:t>screen sizes.</w:t>
+      </w:pPr>
+      <w:r>
+        <w:rPr>
+          <w:rFonts w:ascii="Arial" w:hAnsi="Arial" w:cs="Arial"/>
+        </w:rPr>
+        <w:t xml:space="preserve">In this practical work we used Bootstrap and javascript to update our 5 html files, in 4 of the files we updated the navigation bar to use the bootstrap version of it, implementing a toggler button for mobile screens as well. We modified our hero section to use the bootstrap jumbotron and updated our services page to use the bootsrap card grid component. Later we decided to also implement this to our about page, since it would make it look better. </w:t>
       </w:r>
     </w:p>
     <w:p>
@@ -2752,15 +2702,13 @@
           <w:lang w:val="lv-LV"/>
         </w:rPr>
       </w:pPr>
-      <w:bookmarkStart w:id="4" w:name="_Toc191929236"/>
       <w:r>
         <w:rPr>
           <w:rFonts w:cs="Arial"/>
           <w:lang w:val="lv-LV"/>
         </w:rPr>
-        <w:t>HTML</w:t>
-      </w:r>
-      <w:bookmarkEnd w:id="4"/>
+        <w:t>Implementation of bootstrap and JavaScript</w:t>
+      </w:r>
     </w:p>
     <w:p>
       <w:pPr>
@@ -2780,13 +2728,7 @@
         <w:rPr>
           <w:rFonts w:ascii="Arial" w:hAnsi="Arial" w:cs="Arial"/>
         </w:rPr>
-        <w:t>Our program consists of 5</w:t>
-      </w:r>
-      <w:r>
-        <w:rPr>
-          <w:rFonts w:ascii="Arial" w:hAnsi="Arial" w:cs="Arial"/>
-        </w:rPr>
-        <w:t xml:space="preserve"> html files, which are linked to eachother</w:t>
+        <w:t>We created a new folder which holds the javascript file “script.js”, and added the script and link for the bootstrap code to function properly in all of our html files, that require it.</w:t>
       </w:r>
     </w:p>
     <w:p>
@@ -2797,15 +2739,13 @@
           <w:lang w:val="lv-LV"/>
         </w:rPr>
       </w:pPr>
-      <w:bookmarkStart w:id="5" w:name="_Toc191929237"/>
       <w:r>
         <w:rPr>
           <w:rFonts w:cs="Arial"/>
           <w:lang w:val="lv-LV"/>
         </w:rPr>
-        <w:t>Index.html</w:t>
-      </w:r>
-      <w:bookmarkEnd w:id="5"/>
+        <w:t>Bootstrap navigation bar</w:t>
+      </w:r>
     </w:p>
     <w:p>
       <w:pPr>
@@ -2826,57 +2766,15 @@
         <w:rPr>
           <w:rFonts w:ascii="Arial" w:hAnsi="Arial" w:cs="Arial"/>
         </w:rPr>
-        <w:t xml:space="preserve">Index.html </w:t>
-      </w:r>
-      <w:r>
+        <w:t>The bootstrap navigation bar is much easier to use and easier to style, due to the fact that all of the available libraries are already online and guides on how to use them were provided in our lectures. This time we centered our navigation bar and made it so if the screen is smaller than 576 pixels it creates a toggler button, which on click shows all the options.</w:t>
+      </w:r>
+    </w:p>
+    <w:p>
+      <w:pPr>
+        <w:jc w:val="both"/>
         <w:rPr>
           <w:rFonts w:ascii="Arial" w:hAnsi="Arial" w:cs="Arial"/>
         </w:rPr>
-        <w:t xml:space="preserve">is the homepage of our website. It consists of a hero section which has a heading, short description and a call to action button. In our case </w:t>
-      </w:r>
-      <w:r>
-        <w:rPr>
-          <w:rFonts w:ascii="Arial" w:hAnsi="Arial" w:cs="Arial"/>
-        </w:rPr>
-        <w:t>it is just an introduction to the website</w:t>
-      </w:r>
-      <w:r>
-        <w:rPr>
-          <w:rFonts w:ascii="Arial" w:hAnsi="Arial" w:cs="Arial"/>
-        </w:rPr>
-        <w:t xml:space="preserve"> with the words “Welcome to the web</w:t>
-      </w:r>
-      <w:r>
-        <w:rPr>
-          <w:rFonts w:ascii="Arial" w:hAnsi="Arial" w:cs="Arial"/>
-        </w:rPr>
-        <w:t>page”. The action button redirects the user to a youtube video which we chose</w:t>
-      </w:r>
-      <w:r>
-        <w:rPr>
-          <w:rFonts w:ascii="Arial" w:hAnsi="Arial" w:cs="Arial"/>
-        </w:rPr>
-        <w:t xml:space="preserve">, as well as we went as far as adding a nice looking background image to it. </w:t>
-      </w:r>
-      <w:r>
-        <w:rPr>
-          <w:rFonts w:ascii="Arial" w:hAnsi="Arial" w:cs="Arial"/>
-        </w:rPr>
-        <w:t>Under the hero there is a short featured section which introduces the user to the websites purpose and a three column section which highlights</w:t>
-      </w:r>
-      <w:r>
-        <w:rPr>
-          <w:rFonts w:ascii="Arial" w:hAnsi="Arial" w:cs="Arial"/>
-        </w:rPr>
-        <w:t xml:space="preserve"> the websites important features. On the very bottom of the website there is a footer which includes the author of the website, some placeholder links for social media and a copyright.</w:t>
-      </w:r>
-    </w:p>
-    <w:p>
-      <w:pPr>
-        <w:jc w:val="both"/>
-        <w:rPr>
-          <w:rFonts w:ascii="Arial" w:hAnsi="Arial" w:cs="Arial"/>
-        </w:rPr>
       </w:pPr>
     </w:p>
     <w:p>
@@ -2886,21 +2784,12 @@
           <w:lang w:val="lv-LV"/>
         </w:rPr>
       </w:pPr>
-      <w:bookmarkStart w:id="6" w:name="_Toc191929238"/>
       <w:r>
         <w:rPr>
           <w:lang w:val="lv-LV"/>
         </w:rPr>
-        <w:lastRenderedPageBreak/>
-        <w:t xml:space="preserve">Index.html </w:t>
-      </w:r>
-      <w:r>
-        <w:rPr>
-          <w:lang w:val="lv-LV"/>
-        </w:rPr>
-        <w:t>picture</w:t>
-      </w:r>
-      <w:bookmarkEnd w:id="6"/>
+        <w:t>Bootstrap navigation bar and how it looks</w:t>
+      </w:r>
     </w:p>
     <w:p>
       <w:pPr>
@@ -2910,14 +2799,13 @@
       </w:pPr>
       <w:r>
         <w:rPr>
-          <w:noProof/>
           <w:lang w:eastAsia="fi-FI"/>
         </w:rPr>
         <w:drawing>
-          <wp:inline distT="0" distB="0" distL="0" distR="0" wp14:anchorId="7E550B2F" wp14:editId="5740EC1E">
-            <wp:extent cx="6120765" cy="2863850"/>
+          <wp:inline distT="0" distB="0" distL="0" distR="0" wp14:anchorId="4F84258D" wp14:editId="2D5B255E">
+            <wp:extent cx="6120765" cy="285750"/>
             <wp:effectExtent l="0" t="0" r="0" b="0"/>
-            <wp:docPr id="951705394" name="Picture 1" descr="A mountain with a snow covered peak&#10;&#10;AI-generated content may be incorrect."/>
+            <wp:docPr id="436160891" name="Picture 1"/>
             <wp:cNvGraphicFramePr>
               <a:graphicFrameLocks xmlns:a="http://schemas.openxmlformats.org/drawingml/2006/main" noChangeAspect="1"/>
             </wp:cNvGraphicFramePr>
@@ -2925,7 +2813,7 @@
               <a:graphicData uri="http://schemas.openxmlformats.org/drawingml/2006/picture">
                 <pic:pic xmlns:pic="http://schemas.openxmlformats.org/drawingml/2006/picture">
                   <pic:nvPicPr>
-                    <pic:cNvPr id="951705394" name="Picture 1" descr="A mountain with a snow covered peak&#10;&#10;AI-generated content may be incorrect."/>
+                    <pic:cNvPr id="436160891" name=""/>
                     <pic:cNvPicPr/>
                   </pic:nvPicPr>
                   <pic:blipFill>
@@ -2937,7 +2825,7 @@
                   <pic:spPr>
                     <a:xfrm>
                       <a:off x="0" y="0"/>
-                      <a:ext cx="6120765" cy="2863850"/>
+                      <a:ext cx="6120765" cy="285750"/>
                     </a:xfrm>
                     <a:prstGeom prst="rect">
                       <a:avLst/>
@@ -2958,14 +2846,14 @@
       </w:pPr>
       <w:r>
         <w:rPr>
-          <w:noProof/>
           <w:lang w:eastAsia="fi-FI"/>
         </w:rPr>
+        <w:lastRenderedPageBreak/>
         <w:drawing>
-          <wp:inline distT="0" distB="0" distL="0" distR="0" wp14:anchorId="09E4A82F" wp14:editId="4EFF9CF3">
-            <wp:extent cx="6120765" cy="1563370"/>
-            <wp:effectExtent l="0" t="0" r="0" b="0"/>
-            <wp:docPr id="1491269123" name="Picture 1" descr="A screen shot of a website&#10;&#10;AI-generated content may be incorrect."/>
+          <wp:inline distT="0" distB="0" distL="0" distR="0" wp14:anchorId="3BC4E358" wp14:editId="19B1DB8A">
+            <wp:extent cx="6120765" cy="1329055"/>
+            <wp:effectExtent l="0" t="0" r="0" b="4445"/>
+            <wp:docPr id="21787776" name="Picture 1" descr="A white and blue sky&#10;&#10;AI-generated content may be incorrect."/>
             <wp:cNvGraphicFramePr>
               <a:graphicFrameLocks xmlns:a="http://schemas.openxmlformats.org/drawingml/2006/main" noChangeAspect="1"/>
             </wp:cNvGraphicFramePr>
@@ -2973,7 +2861,7 @@
               <a:graphicData uri="http://schemas.openxmlformats.org/drawingml/2006/picture">
                 <pic:pic xmlns:pic="http://schemas.openxmlformats.org/drawingml/2006/picture">
                   <pic:nvPicPr>
-                    <pic:cNvPr id="1491269123" name="Picture 1" descr="A screen shot of a website&#10;&#10;AI-generated content may be incorrect."/>
+                    <pic:cNvPr id="21787776" name="Picture 1" descr="A white and blue sky&#10;&#10;AI-generated content may be incorrect."/>
                     <pic:cNvPicPr/>
                   </pic:nvPicPr>
                   <pic:blipFill>
@@ -2985,7 +2873,7 @@
                   <pic:spPr>
                     <a:xfrm>
                       <a:off x="0" y="0"/>
-                      <a:ext cx="6120765" cy="1563370"/>
+                      <a:ext cx="6120765" cy="1329055"/>
                     </a:xfrm>
                     <a:prstGeom prst="rect">
                       <a:avLst/>
@@ -2997,111 +2885,15 @@
           </wp:inline>
         </w:drawing>
       </w:r>
-    </w:p>
-    <w:p>
-      <w:pPr>
-        <w:jc w:val="both"/>
-        <w:rPr>
-          <w:rFonts w:ascii="Arial" w:hAnsi="Arial" w:cs="Arial"/>
-        </w:rPr>
-      </w:pPr>
-    </w:p>
-    <w:p>
-      <w:pPr>
-        <w:pStyle w:val="Heading2"/>
-        <w:rPr>
-          <w:rFonts w:cs="Arial"/>
-          <w:lang w:val="lv-LV"/>
-        </w:rPr>
-      </w:pPr>
-      <w:bookmarkStart w:id="7" w:name="_Toc191929239"/>
-      <w:r>
-        <w:rPr>
-          <w:rFonts w:cs="Arial"/>
-          <w:lang w:val="lv-LV"/>
-        </w:rPr>
-        <w:t>About.html</w:t>
-      </w:r>
-      <w:bookmarkEnd w:id="7"/>
-    </w:p>
-    <w:p>
-      <w:pPr>
-        <w:jc w:val="both"/>
-        <w:rPr>
-          <w:rFonts w:ascii="Arial" w:hAnsi="Arial" w:cs="Arial"/>
-        </w:rPr>
-      </w:pPr>
-    </w:p>
-    <w:p>
-      <w:pPr>
-        <w:jc w:val="both"/>
-        <w:rPr>
-          <w:rFonts w:ascii="Arial" w:hAnsi="Arial" w:cs="Arial"/>
-        </w:rPr>
-      </w:pPr>
-      <w:r>
-        <w:rPr>
-          <w:rFonts w:ascii="Arial" w:hAnsi="Arial" w:cs="Arial"/>
-        </w:rPr>
-        <w:t xml:space="preserve">The about.html file consists of </w:t>
-      </w:r>
-      <w:r>
-        <w:rPr>
-          <w:rFonts w:ascii="Arial" w:hAnsi="Arial" w:cs="Arial"/>
-        </w:rPr>
-        <w:t>all three of our team members profile photos</w:t>
-      </w:r>
-      <w:r>
-        <w:rPr>
-          <w:rFonts w:ascii="Arial" w:hAnsi="Arial" w:cs="Arial"/>
-        </w:rPr>
-        <w:t>, names and a quote of ours.</w:t>
-      </w:r>
-      <w:r>
-        <w:rPr>
-          <w:rFonts w:ascii="Arial" w:hAnsi="Arial" w:cs="Arial"/>
-        </w:rPr>
-        <w:t xml:space="preserve"> Down below is also a Mission statement and a timeline of our projects</w:t>
-      </w:r>
-      <w:r>
-        <w:rPr>
-          <w:rFonts w:ascii="Arial" w:hAnsi="Arial" w:cs="Arial"/>
-        </w:rPr>
-        <w:t xml:space="preserve"> creation using lists.</w:t>
-      </w:r>
-    </w:p>
-    <w:p>
-      <w:pPr>
-        <w:pStyle w:val="Heading3"/>
-        <w:rPr>
-          <w:rFonts w:cs="Arial"/>
-        </w:rPr>
-      </w:pPr>
-      <w:bookmarkStart w:id="8" w:name="_Toc191929240"/>
-      <w:r>
-        <w:rPr>
-          <w:rFonts w:cs="Arial"/>
-        </w:rPr>
-        <w:t>About.html images</w:t>
-      </w:r>
-      <w:bookmarkEnd w:id="8"/>
-    </w:p>
-    <w:p>
-      <w:pPr>
-        <w:rPr>
-          <w:lang w:val="en-US" w:eastAsia="fi-FI"/>
-        </w:rPr>
-      </w:pPr>
-      <w:r>
-        <w:rPr>
-          <w:noProof/>
-          <w:lang w:val="en-US" w:eastAsia="fi-FI"/>
+      <w:r>
+        <w:rPr>
+          <w:lang w:eastAsia="fi-FI"/>
         </w:rPr>
         <w:drawing>
-          <wp:inline distT="0" distB="0" distL="0" distR="0" wp14:anchorId="4874211C" wp14:editId="0D71DFF7">
-            <wp:extent cx="6120765" cy="2435860"/>
-            <wp:effectExtent l="0" t="0" r="0" b="2540"/>
-            <wp:docPr id="975518023" name="Picture 1" descr="A close-up of a person and person&#10;&#10;AI-generated content may be incorrect."/>
+          <wp:inline distT="0" distB="0" distL="0" distR="0" wp14:anchorId="13C72D72" wp14:editId="05EA6969">
+            <wp:extent cx="5973009" cy="2495898"/>
+            <wp:effectExtent l="0" t="0" r="8890" b="0"/>
+            <wp:docPr id="1223570978" name="Picture 1" descr="A grey rectangular object with a white background&#10;&#10;AI-generated content may be incorrect."/>
             <wp:cNvGraphicFramePr>
               <a:graphicFrameLocks xmlns:a="http://schemas.openxmlformats.org/drawingml/2006/main" noChangeAspect="1"/>
             </wp:cNvGraphicFramePr>
@@ -3109,7 +2901,7 @@
               <a:graphicData uri="http://schemas.openxmlformats.org/drawingml/2006/picture">
                 <pic:pic xmlns:pic="http://schemas.openxmlformats.org/drawingml/2006/picture">
                   <pic:nvPicPr>
-                    <pic:cNvPr id="975518023" name="Picture 1" descr="A close-up of a person and person&#10;&#10;AI-generated content may be incorrect."/>
+                    <pic:cNvPr id="1223570978" name="Picture 1" descr="A grey rectangular object with a white background&#10;&#10;AI-generated content may be incorrect."/>
                     <pic:cNvPicPr/>
                   </pic:nvPicPr>
                   <pic:blipFill>
@@ -3121,7 +2913,7 @@
                   <pic:spPr>
                     <a:xfrm>
                       <a:off x="0" y="0"/>
-                      <a:ext cx="6120765" cy="2435860"/>
+                      <a:ext cx="5973009" cy="2495898"/>
                     </a:xfrm>
                     <a:prstGeom prst="rect">
                       <a:avLst/>
@@ -3136,21 +2928,86 @@
     </w:p>
     <w:p>
       <w:pPr>
+        <w:jc w:val="both"/>
+        <w:rPr>
+          <w:rFonts w:ascii="Arial" w:hAnsi="Arial" w:cs="Arial"/>
+        </w:rPr>
+      </w:pPr>
+    </w:p>
+    <w:p>
+      <w:pPr>
+        <w:pStyle w:val="Heading2"/>
+        <w:rPr>
+          <w:rFonts w:cs="Arial"/>
+          <w:lang w:val="lv-LV"/>
+        </w:rPr>
+      </w:pPr>
+      <w:r>
+        <w:rPr>
+          <w:rFonts w:cs="Arial"/>
+          <w:lang w:val="lv-LV"/>
+        </w:rPr>
+        <w:t>Updates to index.html hero section</w:t>
+      </w:r>
+    </w:p>
+    <w:p>
+      <w:pPr>
+        <w:jc w:val="both"/>
+        <w:rPr>
+          <w:rFonts w:ascii="Arial" w:hAnsi="Arial" w:cs="Arial"/>
+        </w:rPr>
+      </w:pPr>
+    </w:p>
+    <w:p>
+      <w:pPr>
+        <w:jc w:val="both"/>
+        <w:rPr>
+          <w:rFonts w:ascii="Arial" w:hAnsi="Arial" w:cs="Arial"/>
+        </w:rPr>
+      </w:pPr>
+      <w:r>
+        <w:rPr>
+          <w:rFonts w:ascii="Arial" w:hAnsi="Arial" w:cs="Arial"/>
+        </w:rPr>
+        <w:t>The updates we made to the hero section are simple, we made it use the bootstrap jumbotron, and aligned the content to the center using the grid class.</w:t>
+      </w:r>
+    </w:p>
+    <w:p>
+      <w:pPr>
+        <w:pStyle w:val="Heading3"/>
+        <w:rPr>
+          <w:rFonts w:cs="Arial"/>
+        </w:rPr>
+      </w:pPr>
+      <w:r>
+        <w:rPr>
+          <w:rFonts w:cs="Arial"/>
+        </w:rPr>
+        <w:t>Updated index.html</w:t>
+      </w:r>
+    </w:p>
+    <w:p>
+      <w:pPr>
         <w:rPr>
           <w:lang w:val="en-US" w:eastAsia="fi-FI"/>
         </w:rPr>
       </w:pPr>
-      <w:r>
-        <w:rPr>
-          <w:noProof/>
+    </w:p>
+    <w:p>
+      <w:pPr>
+        <w:rPr>
           <w:lang w:val="en-US" w:eastAsia="fi-FI"/>
         </w:rPr>
-        <w:lastRenderedPageBreak/>
+      </w:pPr>
+      <w:r>
+        <w:rPr>
+          <w:lang w:val="en-US" w:eastAsia="fi-FI"/>
+        </w:rPr>
         <w:drawing>
-          <wp:inline distT="0" distB="0" distL="0" distR="0" wp14:anchorId="582913D1" wp14:editId="3FC6D372">
-            <wp:extent cx="6120765" cy="4589145"/>
-            <wp:effectExtent l="0" t="0" r="0" b="1905"/>
-            <wp:docPr id="1664266330" name="Picture 1"/>
+          <wp:inline distT="0" distB="0" distL="0" distR="0" wp14:anchorId="7CB5BD99" wp14:editId="385AF2A0">
+            <wp:extent cx="6120765" cy="2844165"/>
+            <wp:effectExtent l="0" t="0" r="0" b="0"/>
+            <wp:docPr id="979302263" name="Picture 1" descr="A mountain with snow on it&#10;&#10;AI-generated content may be incorrect."/>
             <wp:cNvGraphicFramePr>
               <a:graphicFrameLocks xmlns:a="http://schemas.openxmlformats.org/drawingml/2006/main" noChangeAspect="1"/>
             </wp:cNvGraphicFramePr>
@@ -3158,7 +3015,7 @@
               <a:graphicData uri="http://schemas.openxmlformats.org/drawingml/2006/picture">
                 <pic:pic xmlns:pic="http://schemas.openxmlformats.org/drawingml/2006/picture">
                   <pic:nvPicPr>
-                    <pic:cNvPr id="1664266330" name=""/>
+                    <pic:cNvPr id="979302263" name="Picture 1" descr="A mountain with snow on it&#10;&#10;AI-generated content may be incorrect."/>
                     <pic:cNvPicPr/>
                   </pic:nvPicPr>
                   <pic:blipFill>
@@ -3170,7 +3027,7 @@
                   <pic:spPr>
                     <a:xfrm>
                       <a:off x="0" y="0"/>
-                      <a:ext cx="6120765" cy="4589145"/>
+                      <a:ext cx="6120765" cy="2844165"/>
                     </a:xfrm>
                     <a:prstGeom prst="rect">
                       <a:avLst/>
@@ -3185,20 +3042,87 @@
     </w:p>
     <w:p>
       <w:pPr>
+        <w:pStyle w:val="Heading2"/>
+        <w:rPr>
+          <w:rFonts w:cs="Arial"/>
+        </w:rPr>
+      </w:pPr>
+      <w:bookmarkStart w:id="4" w:name="_Toc191929241"/>
+      <w:r>
+        <w:rPr>
+          <w:rFonts w:cs="Arial"/>
+        </w:rPr>
+        <w:lastRenderedPageBreak/>
+        <w:t>Services.html</w:t>
+      </w:r>
+      <w:bookmarkEnd w:id="4"/>
+      <w:r>
+        <w:rPr>
+          <w:rFonts w:cs="Arial"/>
+        </w:rPr>
+        <w:t xml:space="preserve"> changes</w:t>
+      </w:r>
+    </w:p>
+    <w:p>
+      <w:pPr>
         <w:rPr>
           <w:lang w:val="en-US" w:eastAsia="fi-FI"/>
         </w:rPr>
       </w:pPr>
-      <w:r>
-        <w:rPr>
-          <w:noProof/>
+    </w:p>
+    <w:p>
+      <w:pPr>
+        <w:rPr>
           <w:lang w:val="en-US" w:eastAsia="fi-FI"/>
         </w:rPr>
+      </w:pPr>
+      <w:r>
+        <w:rPr>
+          <w:lang w:val="en-US" w:eastAsia="fi-FI"/>
+        </w:rPr>
+        <w:t xml:space="preserve">Here we converted the list to a bootstrap card grid, and displayed the cards in a row instead of under each other, but if the site is viewed on a smaller </w:t>
+      </w:r>
+      <w:proofErr w:type="gramStart"/>
+      <w:r>
+        <w:rPr>
+          <w:lang w:val="en-US" w:eastAsia="fi-FI"/>
+        </w:rPr>
+        <w:t>screen</w:t>
+      </w:r>
+      <w:proofErr w:type="gramEnd"/>
+      <w:r>
+        <w:rPr>
+          <w:lang w:val="en-US" w:eastAsia="fi-FI"/>
+        </w:rPr>
+        <w:t xml:space="preserve"> they appear under each other</w:t>
+      </w:r>
+    </w:p>
+    <w:p>
+      <w:pPr>
+        <w:pStyle w:val="Heading3"/>
+      </w:pPr>
+      <w:r>
+        <w:t>Ser</w:t>
+      </w:r>
+      <w:r>
+        <w:t>vices images</w:t>
+      </w:r>
+    </w:p>
+    <w:p>
+      <w:pPr>
+        <w:rPr>
+          <w:lang w:val="en-US" w:eastAsia="fi-FI"/>
+        </w:rPr>
+      </w:pPr>
+      <w:r>
+        <w:rPr>
+          <w:lang w:val="en-US" w:eastAsia="fi-FI"/>
+        </w:rPr>
         <w:drawing>
-          <wp:inline distT="0" distB="0" distL="0" distR="0" wp14:anchorId="3FA7BA71" wp14:editId="0732DCEA">
-            <wp:extent cx="6120765" cy="1260475"/>
-            <wp:effectExtent l="0" t="0" r="0" b="0"/>
-            <wp:docPr id="454868782" name="Picture 1" descr="A close-up of a document&#10;&#10;AI-generated content may be incorrect."/>
+          <wp:inline distT="0" distB="0" distL="0" distR="0" wp14:anchorId="2967BB34" wp14:editId="510778D7">
+            <wp:extent cx="6120765" cy="2817495"/>
+            <wp:effectExtent l="0" t="0" r="0" b="1905"/>
+            <wp:docPr id="1621515214" name="Picture 1" descr="A screenshot of a computer&#10;&#10;AI-generated content may be incorrect."/>
             <wp:cNvGraphicFramePr>
               <a:graphicFrameLocks xmlns:a="http://schemas.openxmlformats.org/drawingml/2006/main" noChangeAspect="1"/>
             </wp:cNvGraphicFramePr>
@@ -3206,7 +3130,7 @@
               <a:graphicData uri="http://schemas.openxmlformats.org/drawingml/2006/picture">
                 <pic:pic xmlns:pic="http://schemas.openxmlformats.org/drawingml/2006/picture">
                   <pic:nvPicPr>
-                    <pic:cNvPr id="454868782" name="Picture 1" descr="A close-up of a document&#10;&#10;AI-generated content may be incorrect."/>
+                    <pic:cNvPr id="1621515214" name="Picture 1" descr="A screenshot of a computer&#10;&#10;AI-generated content may be incorrect."/>
                     <pic:cNvPicPr/>
                   </pic:nvPicPr>
                   <pic:blipFill>
@@ -3218,7 +3142,7 @@
                   <pic:spPr>
                     <a:xfrm>
                       <a:off x="0" y="0"/>
-                      <a:ext cx="6120765" cy="1260475"/>
+                      <a:ext cx="6120765" cy="2817495"/>
                     </a:xfrm>
                     <a:prstGeom prst="rect">
                       <a:avLst/>
@@ -3233,134 +3157,20 @@
     </w:p>
     <w:p>
       <w:pPr>
-        <w:pStyle w:val="Heading2"/>
-        <w:rPr>
-          <w:rFonts w:cs="Arial"/>
-        </w:rPr>
-      </w:pPr>
-      <w:bookmarkStart w:id="9" w:name="_Toc191929241"/>
-      <w:r>
-        <w:rPr>
-          <w:rFonts w:cs="Arial"/>
-        </w:rPr>
-        <w:t>Services.html</w:t>
-      </w:r>
-      <w:bookmarkEnd w:id="9"/>
-    </w:p>
-    <w:p>
-      <w:pPr>
         <w:rPr>
           <w:lang w:val="en-US" w:eastAsia="fi-FI"/>
         </w:rPr>
       </w:pPr>
-    </w:p>
-    <w:p>
-      <w:pPr>
+      <w:r>
         <w:rPr>
           <w:lang w:val="en-US" w:eastAsia="fi-FI"/>
         </w:rPr>
-      </w:pPr>
-      <w:r>
-        <w:rPr>
-          <w:lang w:val="en-US" w:eastAsia="fi-FI"/>
-        </w:rPr>
-        <w:t>The services provides two services which our team uses for the most part, an image of the</w:t>
-      </w:r>
-      <w:r>
-        <w:rPr>
-          <w:lang w:val="en-US" w:eastAsia="fi-FI"/>
-        </w:rPr>
-        <w:t xml:space="preserve"> service as well as a short history of it. </w:t>
-      </w:r>
-      <w:r>
-        <w:rPr>
-          <w:lang w:val="en-US" w:eastAsia="fi-FI"/>
-        </w:rPr>
-        <w:t>This section</w:t>
-      </w:r>
-      <w:r>
-        <w:rPr>
-          <w:lang w:val="en-US" w:eastAsia="fi-FI"/>
-        </w:rPr>
-        <w:t xml:space="preserve"> focuses on the addition of images with css.</w:t>
-      </w:r>
-    </w:p>
-    <w:p>
-      <w:pPr>
-        <w:rPr>
-          <w:lang w:val="en-US" w:eastAsia="fi-FI"/>
-        </w:rPr>
-      </w:pPr>
-    </w:p>
-    <w:p>
-      <w:pPr>
-        <w:rPr>
-          <w:lang w:val="en-US" w:eastAsia="fi-FI"/>
-        </w:rPr>
-      </w:pPr>
-    </w:p>
-    <w:p>
-      <w:pPr>
-        <w:rPr>
-          <w:lang w:val="en-US" w:eastAsia="fi-FI"/>
-        </w:rPr>
-      </w:pPr>
-    </w:p>
-    <w:p>
-      <w:pPr>
-        <w:rPr>
-          <w:lang w:val="en-US" w:eastAsia="fi-FI"/>
-        </w:rPr>
-      </w:pPr>
-    </w:p>
-    <w:p>
-      <w:pPr>
-        <w:rPr>
-          <w:lang w:val="en-US" w:eastAsia="fi-FI"/>
-        </w:rPr>
-      </w:pPr>
-    </w:p>
-    <w:p>
-      <w:pPr>
-        <w:rPr>
-          <w:lang w:val="en-US" w:eastAsia="fi-FI"/>
-        </w:rPr>
-      </w:pPr>
-    </w:p>
-    <w:p>
-      <w:pPr>
-        <w:pStyle w:val="Heading3"/>
-      </w:pPr>
-      <w:r>
-        <w:t>Ser</w:t>
-      </w:r>
-      <w:r>
-        <w:t>vices images</w:t>
-      </w:r>
-    </w:p>
-    <w:p>
-      <w:pPr>
-        <w:rPr>
-          <w:lang w:val="en-US" w:eastAsia="fi-FI"/>
-        </w:rPr>
-      </w:pPr>
-    </w:p>
-    <w:p>
-      <w:pPr>
-        <w:rPr>
-          <w:lang w:val="en-US" w:eastAsia="fi-FI"/>
-        </w:rPr>
-      </w:pPr>
-      <w:r>
-        <w:rPr>
-          <w:noProof/>
-          <w:lang w:val="en-US" w:eastAsia="fi-FI"/>
-        </w:rPr>
+        <w:lastRenderedPageBreak/>
         <w:drawing>
-          <wp:inline distT="0" distB="0" distL="0" distR="0" wp14:anchorId="6262AA11" wp14:editId="4CCC7334">
-            <wp:extent cx="6120765" cy="5270500"/>
-            <wp:effectExtent l="0" t="0" r="0" b="6350"/>
-            <wp:docPr id="485908714" name="Picture 1" descr="A screenshot of a video sharing website&#10;&#10;AI-generated content may be incorrect."/>
+          <wp:inline distT="0" distB="0" distL="0" distR="0" wp14:anchorId="23811C88" wp14:editId="457A0114">
+            <wp:extent cx="6120765" cy="8585835"/>
+            <wp:effectExtent l="0" t="0" r="0" b="5715"/>
+            <wp:docPr id="1512435100" name="Picture 1" descr="A screenshot of a video sharing app&#10;&#10;AI-generated content may be incorrect."/>
             <wp:cNvGraphicFramePr>
               <a:graphicFrameLocks xmlns:a="http://schemas.openxmlformats.org/drawingml/2006/main" noChangeAspect="1"/>
             </wp:cNvGraphicFramePr>
@@ -3368,7 +3178,7 @@
               <a:graphicData uri="http://schemas.openxmlformats.org/drawingml/2006/picture">
                 <pic:pic xmlns:pic="http://schemas.openxmlformats.org/drawingml/2006/picture">
                   <pic:nvPicPr>
-                    <pic:cNvPr id="485908714" name="Picture 1" descr="A screenshot of a video sharing website&#10;&#10;AI-generated content may be incorrect."/>
+                    <pic:cNvPr id="1512435100" name="Picture 1" descr="A screenshot of a video sharing app&#10;&#10;AI-generated content may be incorrect."/>
                     <pic:cNvPicPr/>
                   </pic:nvPicPr>
                   <pic:blipFill>
@@ -3380,7 +3190,7 @@
                   <pic:spPr>
                     <a:xfrm>
                       <a:off x="0" y="0"/>
-                      <a:ext cx="6120765" cy="5270500"/>
+                      <a:ext cx="6120765" cy="8585835"/>
                     </a:xfrm>
                     <a:prstGeom prst="rect">
                       <a:avLst/>
@@ -3395,13 +3205,24 @@
     </w:p>
     <w:p>
       <w:pPr>
+        <w:rPr>
+          <w:lang w:val="en-US" w:eastAsia="fi-FI"/>
+        </w:rPr>
+      </w:pPr>
+    </w:p>
+    <w:p>
+      <w:pPr>
         <w:pStyle w:val="Heading2"/>
       </w:pPr>
-      <w:bookmarkStart w:id="10" w:name="_Toc191929242"/>
-      <w:r>
-        <w:t>Contact.html</w:t>
-      </w:r>
-      <w:bookmarkEnd w:id="10"/>
+      <w:bookmarkStart w:id="5" w:name="_Toc191929242"/>
+      <w:r>
+        <w:lastRenderedPageBreak/>
+        <w:t>C</w:t>
+      </w:r>
+      <w:bookmarkEnd w:id="5"/>
+      <w:r>
+        <w:t>hanges to about.html</w:t>
+      </w:r>
     </w:p>
     <w:p>
       <w:pPr>
@@ -3420,7 +3241,21 @@
         <w:rPr>
           <w:lang w:val="en-US" w:eastAsia="fi-FI"/>
         </w:rPr>
-        <w:t>This is the contact section where visitors can contact the team by filling out a form. It requires entering an email address, full name, and reason for contact. Additionally, the team's contact information is provided - phone number and email address - to ensure easy communication.</w:t>
+        <w:t xml:space="preserve">We implemented the same principle that we did to services </w:t>
+      </w:r>
+      <w:proofErr w:type="gramStart"/>
+      <w:r>
+        <w:rPr>
+          <w:lang w:val="en-US" w:eastAsia="fi-FI"/>
+        </w:rPr>
+        <w:t>cause</w:t>
+      </w:r>
+      <w:proofErr w:type="gramEnd"/>
+      <w:r>
+        <w:rPr>
+          <w:lang w:val="en-US" w:eastAsia="fi-FI"/>
+        </w:rPr>
+        <w:t xml:space="preserve"> it just looks better.</w:t>
       </w:r>
     </w:p>
     <w:p>
@@ -3428,8 +3263,7 @@
         <w:pStyle w:val="Heading3"/>
       </w:pPr>
       <w:r>
-        <w:lastRenderedPageBreak/>
-        <w:t>Contact images</w:t>
+        <w:t>About.html change images</w:t>
       </w:r>
     </w:p>
     <w:p>
@@ -3440,14 +3274,13 @@
       </w:pPr>
       <w:r>
         <w:rPr>
-          <w:noProof/>
           <w:lang w:val="en-US" w:eastAsia="fi-FI"/>
         </w:rPr>
         <w:drawing>
-          <wp:inline distT="0" distB="0" distL="0" distR="0" wp14:anchorId="79C3EC95" wp14:editId="5EC55C3E">
-            <wp:extent cx="6120765" cy="5841365"/>
-            <wp:effectExtent l="0" t="0" r="0" b="6985"/>
-            <wp:docPr id="1450220374" name="Picture 1" descr="A screenshot of a contact us&#10;&#10;AI-generated content may be incorrect."/>
+          <wp:inline distT="0" distB="0" distL="0" distR="0" wp14:anchorId="058E9B9E" wp14:editId="46625563">
+            <wp:extent cx="6120765" cy="2981325"/>
+            <wp:effectExtent l="0" t="0" r="0" b="9525"/>
+            <wp:docPr id="29160424" name="Picture 1" descr="A collage of men wearing suits&#10;&#10;AI-generated content may be incorrect."/>
             <wp:cNvGraphicFramePr>
               <a:graphicFrameLocks xmlns:a="http://schemas.openxmlformats.org/drawingml/2006/main" noChangeAspect="1"/>
             </wp:cNvGraphicFramePr>
@@ -3455,7 +3288,7 @@
               <a:graphicData uri="http://schemas.openxmlformats.org/drawingml/2006/picture">
                 <pic:pic xmlns:pic="http://schemas.openxmlformats.org/drawingml/2006/picture">
                   <pic:nvPicPr>
-                    <pic:cNvPr id="1450220374" name="Picture 1" descr="A screenshot of a contact us&#10;&#10;AI-generated content may be incorrect."/>
+                    <pic:cNvPr id="29160424" name="Picture 1" descr="A collage of men wearing suits&#10;&#10;AI-generated content may be incorrect."/>
                     <pic:cNvPicPr/>
                   </pic:nvPicPr>
                   <pic:blipFill>
@@ -3467,7 +3300,7 @@
                   <pic:spPr>
                     <a:xfrm>
                       <a:off x="0" y="0"/>
-                      <a:ext cx="6120765" cy="5841365"/>
+                      <a:ext cx="6120765" cy="2981325"/>
                     </a:xfrm>
                     <a:prstGeom prst="rect">
                       <a:avLst/>
@@ -3483,143 +3316,12 @@
     <w:p>
       <w:pPr>
         <w:pStyle w:val="Heading2"/>
-      </w:pPr>
-      <w:bookmarkStart w:id="11" w:name="_Toc191929243"/>
-      <w:r>
-        <w:t>Contacted.html</w:t>
-      </w:r>
-      <w:bookmarkEnd w:id="11"/>
-    </w:p>
-    <w:p>
-      <w:pPr>
-        <w:jc w:val="both"/>
-        <w:rPr>
-          <w:rFonts w:ascii="Arial" w:hAnsi="Arial" w:cs="Arial"/>
-        </w:rPr>
-      </w:pPr>
-    </w:p>
-    <w:p>
-      <w:pPr>
-        <w:jc w:val="both"/>
-        <w:rPr>
-          <w:rFonts w:ascii="Arial" w:hAnsi="Arial" w:cs="Arial"/>
-        </w:rPr>
-      </w:pPr>
-      <w:r>
-        <w:rPr>
-          <w:rFonts w:ascii="Arial" w:hAnsi="Arial" w:cs="Arial"/>
-        </w:rPr>
-        <w:t>This is a confirmation page that informs the user that the contact request was successfully sent. It includes a simple message and a "Return" button that allows you to return to the contact section.</w:t>
-      </w:r>
-    </w:p>
-    <w:p>
-      <w:pPr>
-        <w:jc w:val="both"/>
-        <w:rPr>
-          <w:rFonts w:ascii="Arial" w:hAnsi="Arial" w:cs="Arial"/>
-        </w:rPr>
-      </w:pPr>
-    </w:p>
-    <w:p>
-      <w:pPr>
-        <w:jc w:val="both"/>
-        <w:rPr>
-          <w:rFonts w:ascii="Arial" w:hAnsi="Arial" w:cs="Arial"/>
-        </w:rPr>
-      </w:pPr>
-    </w:p>
-    <w:p>
-      <w:pPr>
-        <w:jc w:val="both"/>
-        <w:rPr>
-          <w:rFonts w:ascii="Arial" w:hAnsi="Arial" w:cs="Arial"/>
-        </w:rPr>
-      </w:pPr>
-    </w:p>
-    <w:p>
-      <w:pPr>
-        <w:jc w:val="both"/>
-        <w:rPr>
-          <w:rFonts w:ascii="Arial" w:hAnsi="Arial" w:cs="Arial"/>
-        </w:rPr>
-      </w:pPr>
-    </w:p>
-    <w:p>
-      <w:pPr>
-        <w:jc w:val="both"/>
-        <w:rPr>
-          <w:rFonts w:ascii="Arial" w:hAnsi="Arial" w:cs="Arial"/>
-        </w:rPr>
-      </w:pPr>
-    </w:p>
-    <w:p>
-      <w:pPr>
-        <w:pStyle w:val="Heading3"/>
-        <w:rPr>
-          <w:rFonts w:cs="Arial"/>
-        </w:rPr>
-      </w:pPr>
-      <w:r>
-        <w:rPr>
-          <w:rFonts w:cs="Arial"/>
-        </w:rPr>
-        <w:lastRenderedPageBreak/>
-        <w:t xml:space="preserve">Contacted images </w:t>
-      </w:r>
-    </w:p>
-    <w:p>
-      <w:pPr>
-        <w:rPr>
-          <w:lang w:val="en-US" w:eastAsia="fi-FI"/>
-        </w:rPr>
-      </w:pPr>
-    </w:p>
-    <w:p>
-      <w:pPr>
-        <w:rPr>
-          <w:lang w:val="en-US" w:eastAsia="fi-FI"/>
-        </w:rPr>
-      </w:pPr>
-      <w:r>
-        <w:rPr>
-          <w:noProof/>
-          <w:lang w:val="en-US" w:eastAsia="fi-FI"/>
-        </w:rPr>
-        <w:drawing>
-          <wp:inline distT="0" distB="0" distL="0" distR="0" wp14:anchorId="1BF29604" wp14:editId="5C54E033">
-            <wp:extent cx="5582429" cy="2934109"/>
-            <wp:effectExtent l="0" t="0" r="0" b="0"/>
-            <wp:docPr id="1132792683" name="Picture 1" descr="A black background with white text&#10;&#10;AI-generated content may be incorrect."/>
-            <wp:cNvGraphicFramePr>
-              <a:graphicFrameLocks xmlns:a="http://schemas.openxmlformats.org/drawingml/2006/main" noChangeAspect="1"/>
-            </wp:cNvGraphicFramePr>
-            <a:graphic xmlns:a="http://schemas.openxmlformats.org/drawingml/2006/main">
-              <a:graphicData uri="http://schemas.openxmlformats.org/drawingml/2006/picture">
-                <pic:pic xmlns:pic="http://schemas.openxmlformats.org/drawingml/2006/picture">
-                  <pic:nvPicPr>
-                    <pic:cNvPr id="1132792683" name="Picture 1" descr="A black background with white text&#10;&#10;AI-generated content may be incorrect."/>
-                    <pic:cNvPicPr/>
-                  </pic:nvPicPr>
-                  <pic:blipFill>
-                    <a:blip r:embed="rId18"/>
-                    <a:stretch>
-                      <a:fillRect/>
-                    </a:stretch>
-                  </pic:blipFill>
-                  <pic:spPr>
-                    <a:xfrm>
-                      <a:off x="0" y="0"/>
-                      <a:ext cx="5582429" cy="2934109"/>
-                    </a:xfrm>
-                    <a:prstGeom prst="rect">
-                      <a:avLst/>
-                    </a:prstGeom>
-                  </pic:spPr>
-                </pic:pic>
-              </a:graphicData>
-            </a:graphic>
-          </wp:inline>
-        </w:drawing>
+        <w:rPr>
+          <w:rFonts w:cstheme="minorBidi"/>
+        </w:rPr>
+      </w:pPr>
+      <w:r>
+        <w:t>Contact.html changes</w:t>
       </w:r>
     </w:p>
     <w:p>
@@ -3638,15 +3340,13 @@
           <w:lang w:val="lv-LV"/>
         </w:rPr>
       </w:pPr>
-      <w:bookmarkStart w:id="12" w:name="_Toc191929244"/>
       <w:r>
         <w:rPr>
           <w:rFonts w:cs="Arial"/>
           <w:lang w:val="lv-LV"/>
         </w:rPr>
-        <w:t>CSS</w:t>
-      </w:r>
-      <w:bookmarkEnd w:id="12"/>
+        <w:t>Javascript implementation</w:t>
+      </w:r>
     </w:p>
     <w:p>
       <w:pPr>
@@ -3668,240 +3368,23 @@
           <w:rFonts w:ascii="Arial" w:hAnsi="Arial" w:cs="Arial"/>
           <w:lang w:eastAsia="fi-FI"/>
         </w:rPr>
-        <w:t xml:space="preserve">The CSS file is used to add depth to the webpage to make it look cleaner to the naked eye. </w:t>
-      </w:r>
-      <w:r>
-        <w:rPr>
-          <w:rFonts w:ascii="Arial" w:hAnsi="Arial" w:cs="Arial"/>
-          <w:lang w:eastAsia="fi-FI"/>
-        </w:rPr>
-        <w:t>Helping organise all the aspects from the HTML code, giving them color and</w:t>
-      </w:r>
-      <w:r>
-        <w:rPr>
-          <w:rFonts w:ascii="Arial" w:hAnsi="Arial" w:cs="Arial"/>
-          <w:lang w:eastAsia="fi-FI"/>
-        </w:rPr>
-        <w:t xml:space="preserve"> making the website compatible with smaller screens.</w:t>
-      </w:r>
-    </w:p>
-    <w:p>
-      <w:pPr>
-        <w:pStyle w:val="Heading2"/>
-        <w:rPr>
-          <w:rFonts w:cs="Arial"/>
-        </w:rPr>
-      </w:pPr>
-      <w:bookmarkStart w:id="13" w:name="_Toc191929245"/>
-      <w:r>
-        <w:rPr>
-          <w:rFonts w:cs="Arial"/>
-        </w:rPr>
-        <w:t>Styles.css</w:t>
-      </w:r>
-      <w:r>
-        <w:rPr>
-          <w:rFonts w:cs="Arial"/>
-        </w:rPr>
-        <w:t xml:space="preserve"> important functionality</w:t>
-      </w:r>
-      <w:bookmarkEnd w:id="13"/>
-    </w:p>
-    <w:p>
-      <w:pPr>
-        <w:rPr>
-          <w:lang w:val="en-US" w:eastAsia="fi-FI"/>
-        </w:rPr>
-      </w:pPr>
-    </w:p>
-    <w:p>
-      <w:pPr>
-        <w:jc w:val="both"/>
+        <w:t>blablabla</w:t>
+      </w:r>
+    </w:p>
+    <w:p>
+      <w:pPr>
         <w:rPr>
           <w:rFonts w:ascii="Arial" w:hAnsi="Arial" w:cs="Arial"/>
           <w:lang w:val="en-US" w:eastAsia="fi-FI"/>
         </w:rPr>
       </w:pPr>
-      <w:r>
-        <w:rPr>
-          <w:rFonts w:ascii="Arial" w:hAnsi="Arial" w:cs="Arial"/>
+    </w:p>
+    <w:p>
+      <w:pPr>
+        <w:rPr>
           <w:lang w:val="en-US" w:eastAsia="fi-FI"/>
         </w:rPr>
-        <w:t>This</w:t>
-      </w:r>
-      <w:r>
-        <w:rPr>
-          <w:rFonts w:ascii="Arial" w:hAnsi="Arial" w:cs="Arial"/>
-          <w:lang w:val="en-US" w:eastAsia="fi-FI"/>
-        </w:rPr>
-        <w:t xml:space="preserve"> makes </w:t>
-      </w:r>
-      <w:r>
-        <w:rPr>
-          <w:rFonts w:ascii="Arial" w:hAnsi="Arial" w:cs="Arial"/>
-          <w:lang w:val="en-US" w:eastAsia="fi-FI"/>
-        </w:rPr>
-        <w:t xml:space="preserve">the website cleaner to look at. </w:t>
-      </w:r>
-      <w:r>
-        <w:rPr>
-          <w:rFonts w:ascii="Arial" w:hAnsi="Arial" w:cs="Arial"/>
-          <w:lang w:val="en-US" w:eastAsia="fi-FI"/>
-        </w:rPr>
-        <w:t xml:space="preserve">Giving all the </w:t>
-      </w:r>
-      <w:r>
-        <w:rPr>
-          <w:rFonts w:ascii="Arial" w:hAnsi="Arial" w:cs="Arial"/>
-          <w:lang w:val="en-US" w:eastAsia="fi-FI"/>
-        </w:rPr>
-        <w:t>text a font family, a font size, background colors as well as images. Not only that we added functionality for smaller screen sizes</w:t>
-      </w:r>
-      <w:r>
-        <w:rPr>
-          <w:rFonts w:ascii="Arial" w:hAnsi="Arial" w:cs="Arial"/>
-          <w:lang w:val="en-US" w:eastAsia="fi-FI"/>
-        </w:rPr>
-        <w:t>. Which in our case</w:t>
-      </w:r>
-      <w:r>
-        <w:rPr>
-          <w:rFonts w:ascii="Arial" w:hAnsi="Arial" w:cs="Arial"/>
-          <w:lang w:val="en-US" w:eastAsia="fi-FI"/>
-        </w:rPr>
-        <w:t xml:space="preserve"> also works as a dark mode function making the background black and text white. </w:t>
-      </w:r>
-    </w:p>
-    <w:p>
-      <w:pPr>
-        <w:jc w:val="both"/>
-        <w:rPr>
-          <w:rFonts w:ascii="Arial" w:hAnsi="Arial" w:cs="Arial"/>
-          <w:lang w:val="en-US" w:eastAsia="fi-FI"/>
-        </w:rPr>
-      </w:pPr>
-    </w:p>
-    <w:p>
-      <w:pPr>
-        <w:pStyle w:val="Heading3"/>
-        <w:rPr>
-          <w:rFonts w:cs="Arial"/>
-        </w:rPr>
-      </w:pPr>
-      <w:bookmarkStart w:id="14" w:name="_Toc191929246"/>
-      <w:r>
-        <w:rPr>
-          <w:rFonts w:cs="Arial"/>
-        </w:rPr>
-        <w:t>CSS images</w:t>
-      </w:r>
-      <w:bookmarkEnd w:id="14"/>
-    </w:p>
-    <w:p>
-      <w:pPr>
-        <w:rPr>
-          <w:lang w:val="en-US" w:eastAsia="fi-FI"/>
-        </w:rPr>
-      </w:pPr>
-    </w:p>
-    <w:p>
-      <w:pPr>
-        <w:rPr>
-          <w:rFonts w:ascii="Arial" w:hAnsi="Arial" w:cs="Arial"/>
-          <w:lang w:val="en-US" w:eastAsia="fi-FI"/>
-        </w:rPr>
-      </w:pPr>
-      <w:r>
-        <w:rPr>
-          <w:rFonts w:ascii="Arial" w:hAnsi="Arial" w:cs="Arial"/>
-          <w:noProof/>
-          <w:lang w:val="en-US" w:eastAsia="fi-FI"/>
-        </w:rPr>
-        <w:lastRenderedPageBreak/>
-        <w:drawing>
-          <wp:inline distT="0" distB="0" distL="0" distR="0" wp14:anchorId="61DA967B" wp14:editId="67585150">
-            <wp:extent cx="4489411" cy="5368290"/>
-            <wp:effectExtent l="0" t="0" r="6985" b="3810"/>
-            <wp:docPr id="1989544325" name="Picture 1" descr="A screenshot of a cellphone&#10;&#10;AI-generated content may be incorrect."/>
-            <wp:cNvGraphicFramePr>
-              <a:graphicFrameLocks xmlns:a="http://schemas.openxmlformats.org/drawingml/2006/main" noChangeAspect="1"/>
-            </wp:cNvGraphicFramePr>
-            <a:graphic xmlns:a="http://schemas.openxmlformats.org/drawingml/2006/main">
-              <a:graphicData uri="http://schemas.openxmlformats.org/drawingml/2006/picture">
-                <pic:pic xmlns:pic="http://schemas.openxmlformats.org/drawingml/2006/picture">
-                  <pic:nvPicPr>
-                    <pic:cNvPr id="1989544325" name="Picture 1" descr="A screenshot of a cellphone&#10;&#10;AI-generated content may be incorrect."/>
-                    <pic:cNvPicPr/>
-                  </pic:nvPicPr>
-                  <pic:blipFill>
-                    <a:blip r:embed="rId19"/>
-                    <a:stretch>
-                      <a:fillRect/>
-                    </a:stretch>
-                  </pic:blipFill>
-                  <pic:spPr>
-                    <a:xfrm>
-                      <a:off x="0" y="0"/>
-                      <a:ext cx="4508258" cy="5390826"/>
-                    </a:xfrm>
-                    <a:prstGeom prst="rect">
-                      <a:avLst/>
-                    </a:prstGeom>
-                  </pic:spPr>
-                </pic:pic>
-              </a:graphicData>
-            </a:graphic>
-          </wp:inline>
-        </w:drawing>
-      </w:r>
-    </w:p>
-    <w:p>
-      <w:pPr>
-        <w:rPr>
-          <w:lang w:val="en-US" w:eastAsia="fi-FI"/>
-        </w:rPr>
-      </w:pPr>
-      <w:r>
-        <w:rPr>
-          <w:noProof/>
-          <w:lang w:val="en-US" w:eastAsia="fi-FI"/>
-        </w:rPr>
-        <w:drawing>
-          <wp:inline distT="0" distB="0" distL="0" distR="0" wp14:anchorId="0BA9CBCF" wp14:editId="755B65DF">
-            <wp:extent cx="6120765" cy="962660"/>
-            <wp:effectExtent l="0" t="0" r="0" b="8890"/>
-            <wp:docPr id="966570937" name="Picture 1" descr="A black and blue screen with text&#10;&#10;AI-generated content may be incorrect."/>
-            <wp:cNvGraphicFramePr>
-              <a:graphicFrameLocks xmlns:a="http://schemas.openxmlformats.org/drawingml/2006/main" noChangeAspect="1"/>
-            </wp:cNvGraphicFramePr>
-            <a:graphic xmlns:a="http://schemas.openxmlformats.org/drawingml/2006/main">
-              <a:graphicData uri="http://schemas.openxmlformats.org/drawingml/2006/picture">
-                <pic:pic xmlns:pic="http://schemas.openxmlformats.org/drawingml/2006/picture">
-                  <pic:nvPicPr>
-                    <pic:cNvPr id="966570937" name="Picture 1" descr="A black and blue screen with text&#10;&#10;AI-generated content may be incorrect."/>
-                    <pic:cNvPicPr/>
-                  </pic:nvPicPr>
-                  <pic:blipFill>
-                    <a:blip r:embed="rId20"/>
-                    <a:stretch>
-                      <a:fillRect/>
-                    </a:stretch>
-                  </pic:blipFill>
-                  <pic:spPr>
-                    <a:xfrm>
-                      <a:off x="0" y="0"/>
-                      <a:ext cx="6120765" cy="962660"/>
-                    </a:xfrm>
-                    <a:prstGeom prst="rect">
-                      <a:avLst/>
-                    </a:prstGeom>
-                  </pic:spPr>
-                </pic:pic>
-              </a:graphicData>
-            </a:graphic>
-          </wp:inline>
-        </w:drawing>
-      </w:r>
+      </w:pPr>
     </w:p>
     <w:p>
       <w:pPr>
@@ -3947,7 +3430,7 @@
           <w:lang w:val="lv-LV"/>
         </w:rPr>
       </w:pPr>
-      <w:bookmarkStart w:id="15" w:name="_Toc191929247"/>
+      <w:bookmarkStart w:id="6" w:name="_Toc191929247"/>
       <w:r>
         <w:rPr>
           <w:rFonts w:cs="Arial"/>
@@ -3956,7 +3439,7 @@
         <w:lastRenderedPageBreak/>
         <w:t>List of used resources</w:t>
       </w:r>
-      <w:bookmarkEnd w:id="15"/>
+      <w:bookmarkEnd w:id="6"/>
     </w:p>
     <w:p>
       <w:pPr>
@@ -3972,7 +3455,7 @@
           <w:rFonts w:ascii="Arial" w:hAnsi="Arial" w:cs="Arial"/>
         </w:rPr>
       </w:pPr>
-      <w:hyperlink r:id="rId21" w:history="1">
+      <w:hyperlink r:id="rId18" w:history="1">
         <w:r>
           <w:rPr>
             <w:rStyle w:val="Hyperlink"/>
@@ -3989,7 +3472,7 @@
           <w:rFonts w:ascii="Arial" w:hAnsi="Arial" w:cs="Arial"/>
         </w:rPr>
       </w:pPr>
-      <w:hyperlink r:id="rId22" w:history="1">
+      <w:hyperlink r:id="rId19" w:history="1">
         <w:r>
           <w:rPr>
             <w:rStyle w:val="Hyperlink"/>
@@ -4041,7 +3524,7 @@
           <w:lang w:val="lv-LV"/>
         </w:rPr>
       </w:pPr>
-      <w:bookmarkStart w:id="16" w:name="_Toc191929248"/>
+      <w:bookmarkStart w:id="7" w:name="_Toc191929248"/>
       <w:r>
         <w:rPr>
           <w:rFonts w:cs="Arial"/>
@@ -4056,7 +3539,7 @@
         </w:rPr>
         <w:t xml:space="preserve"> 1</w:t>
       </w:r>
-      <w:bookmarkEnd w:id="16"/>
+      <w:bookmarkEnd w:id="7"/>
     </w:p>
     <w:p>
       <w:pPr>
@@ -26975,8 +26458,8 @@
       </w:pPr>
     </w:p>
     <w:sectPr>
-      <w:headerReference w:type="default" r:id="rId23"/>
-      <w:footerReference w:type="default" r:id="rId24"/>
+      <w:headerReference w:type="default" r:id="rId20"/>
+      <w:footerReference w:type="default" r:id="rId21"/>
       <w:pgSz w:w="11906" w:h="16838"/>
       <w:pgMar w:top="1132" w:right="849" w:bottom="1135" w:left="1418" w:header="426" w:footer="419" w:gutter="0"/>
       <w:cols w:space="708"/>
@@ -27374,7 +26857,7 @@
         <w:sz w:val="16"/>
         <w:szCs w:val="16"/>
       </w:rPr>
-      <w:t>1</w:t>
+      <w:t>2</w:t>
     </w:r>
     <w:r>
       <w:rPr>
@@ -27382,7 +26865,7 @@
         <w:sz w:val="16"/>
         <w:szCs w:val="16"/>
       </w:rPr>
-      <w:t>_document_example</w:t>
+      <w:t>_document</w:t>
     </w:r>
     <w:r>
       <w:rPr>
@@ -30658,10 +30141,6 @@
 </file>
 
 <file path=customXml/item1.xml><?xml version="1.0" encoding="utf-8"?>
-<b:Sources xmlns:b="http://schemas.openxmlformats.org/officeDocument/2006/bibliography" xmlns="http://schemas.openxmlformats.org/officeDocument/2006/bibliography" SelectedStyle="\APASixthEditionOfficeOnline.xsl" StyleName="APA" Version="6"/>
-</file>
-
-<file path=customXml/item2.xml><?xml version="1.0" encoding="utf-8"?>
 <ct:contentTypeSchema xmlns:ct="http://schemas.microsoft.com/office/2006/metadata/contentType" xmlns:ma="http://schemas.microsoft.com/office/2006/metadata/properties/metaAttributes" ct:_="" ma:_="" ma:contentTypeName="Dokuments" ma:contentTypeID="0x010100C8F7F01F6D0CC149A9B7150A3C686759" ma:contentTypeVersion="10" ma:contentTypeDescription="Izveidot jaunu dokumentu." ma:contentTypeScope="" ma:versionID="95b33dc7268e725ae5589559759ad6dd">
   <xsd:schema xmlns:xsd="http://www.w3.org/2001/XMLSchema" xmlns:xs="http://www.w3.org/2001/XMLSchema" xmlns:p="http://schemas.microsoft.com/office/2006/metadata/properties" xmlns:ns3="cbdc5970-8358-4c50-a4d9-cf73fd1a39ad" targetNamespace="http://schemas.microsoft.com/office/2006/metadata/properties" ma:root="true" ma:fieldsID="b57b4ef460c3e42f1c0e119126d6c3fc" ns3:_="">
     <xsd:import namespace="cbdc5970-8358-4c50-a4d9-cf73fd1a39ad"/>
@@ -30843,7 +30322,19 @@
 </ct:contentTypeSchema>
 </file>
 
+<file path=customXml/item2.xml><?xml version="1.0" encoding="utf-8"?>
+<b:Sources xmlns:b="http://schemas.openxmlformats.org/officeDocument/2006/bibliography" xmlns="http://schemas.openxmlformats.org/officeDocument/2006/bibliography" SelectedStyle="\APASixthEditionOfficeOnline.xsl" StyleName="APA" Version="6"/>
+</file>
+
 <file path=customXml/item3.xml><?xml version="1.0" encoding="utf-8"?>
+<p:properties xmlns:p="http://schemas.microsoft.com/office/2006/metadata/properties" xmlns:xsi="http://www.w3.org/2001/XMLSchema-instance" xmlns:pc="http://schemas.microsoft.com/office/infopath/2007/PartnerControls">
+  <documentManagement>
+    <_activity xmlns="cbdc5970-8358-4c50-a4d9-cf73fd1a39ad" xsi:nil="true"/>
+  </documentManagement>
+</p:properties>
+</file>
+
+<file path=customXml/item4.xml><?xml version="1.0" encoding="utf-8"?>
 <?mso-contentType ?>
 <FormTemplates xmlns="http://schemas.microsoft.com/sharepoint/v3/contenttype/forms">
   <Display>DocumentLibraryForm</Display>
@@ -30852,23 +30343,7 @@
 </FormTemplates>
 </file>
 
-<file path=customXml/item4.xml><?xml version="1.0" encoding="utf-8"?>
-<p:properties xmlns:p="http://schemas.microsoft.com/office/2006/metadata/properties" xmlns:xsi="http://www.w3.org/2001/XMLSchema-instance" xmlns:pc="http://schemas.microsoft.com/office/infopath/2007/PartnerControls">
-  <documentManagement>
-    <_activity xmlns="cbdc5970-8358-4c50-a4d9-cf73fd1a39ad" xsi:nil="true"/>
-  </documentManagement>
-</p:properties>
-</file>
-
 <file path=customXml/itemProps1.xml><?xml version="1.0" encoding="utf-8"?>
-<ds:datastoreItem xmlns:ds="http://schemas.openxmlformats.org/officeDocument/2006/customXml" ds:itemID="{63E0AE4A-CA37-4FDA-8666-4209C6E1B665}">
-  <ds:schemaRefs>
-    <ds:schemaRef ds:uri="http://schemas.openxmlformats.org/officeDocument/2006/bibliography"/>
-  </ds:schemaRefs>
-</ds:datastoreItem>
-</file>
-
-<file path=customXml/itemProps2.xml><?xml version="1.0" encoding="utf-8"?>
 <ds:datastoreItem xmlns:ds="http://schemas.openxmlformats.org/officeDocument/2006/customXml" ds:itemID="{427C2474-2844-48C1-B12B-E2BDC4433181}">
   <ds:schemaRefs>
     <ds:schemaRef ds:uri="http://schemas.microsoft.com/office/2006/metadata/contentType"/>
@@ -30886,15 +30361,15 @@
 </ds:datastoreItem>
 </file>
 
-<file path=customXml/itemProps3.xml><?xml version="1.0" encoding="utf-8"?>
-<ds:datastoreItem xmlns:ds="http://schemas.openxmlformats.org/officeDocument/2006/customXml" ds:itemID="{C9DEB3EC-A595-4E8A-B420-8F3DC5E6997C}">
+<file path=customXml/itemProps2.xml><?xml version="1.0" encoding="utf-8"?>
+<ds:datastoreItem xmlns:ds="http://schemas.openxmlformats.org/officeDocument/2006/customXml" ds:itemID="{63E0AE4A-CA37-4FDA-8666-4209C6E1B665}">
   <ds:schemaRefs>
-    <ds:schemaRef ds:uri="http://schemas.microsoft.com/sharepoint/v3/contenttype/forms"/>
+    <ds:schemaRef ds:uri="http://schemas.openxmlformats.org/officeDocument/2006/bibliography"/>
   </ds:schemaRefs>
 </ds:datastoreItem>
 </file>
 
-<file path=customXml/itemProps4.xml><?xml version="1.0" encoding="utf-8"?>
+<file path=customXml/itemProps3.xml><?xml version="1.0" encoding="utf-8"?>
 <ds:datastoreItem xmlns:ds="http://schemas.openxmlformats.org/officeDocument/2006/customXml" ds:itemID="{C9C7DABB-59BD-475A-831A-DCCF91DDA573}">
   <ds:schemaRefs>
     <ds:schemaRef ds:uri="http://schemas.microsoft.com/office/2006/metadata/properties"/>
@@ -30902,4 +30377,12 @@
     <ds:schemaRef ds:uri="cbdc5970-8358-4c50-a4d9-cf73fd1a39ad"/>
   </ds:schemaRefs>
 </ds:datastoreItem>
+</file>
+
+<file path=customXml/itemProps4.xml><?xml version="1.0" encoding="utf-8"?>
+<ds:datastoreItem xmlns:ds="http://schemas.openxmlformats.org/officeDocument/2006/customXml" ds:itemID="{C9DEB3EC-A595-4E8A-B420-8F3DC5E6997C}">
+  <ds:schemaRefs>
+    <ds:schemaRef ds:uri="http://schemas.microsoft.com/sharepoint/v3/contenttype/forms"/>
+  </ds:schemaRefs>
+</ds:datastoreItem>
 </file>
--- a/PW_2_Group3/_web2025_group03_pw2_document.docx
+++ b/PW_2_Group3/_web2025_group03_pw2_document.docx
@@ -2617,68 +2617,255 @@
       <w:r>
         <w:rPr>
           <w:rFonts w:ascii="Arial" w:hAnsi="Arial" w:cs="Arial"/>
-          <w:b/>
-        </w:rPr>
-        <w:t xml:space="preserve">Our goal: </w:t>
+          <w:b w:val="1"/>
+          <w:bCs w:val="1"/>
+          <w:lang w:val="en-US"/>
+        </w:rPr>
+        <w:t>Our</w:t>
       </w:r>
       <w:r>
         <w:rPr>
           <w:rFonts w:ascii="Arial" w:hAnsi="Arial" w:cs="Arial"/>
-        </w:rPr>
-        <w:t xml:space="preserve">To implement bootstrap and javascript in our previously created webpage. </w:t>
-      </w:r>
-    </w:p>
-    <w:p>
-      <w:pPr>
-        <w:jc w:val="both"/>
+          <w:b w:val="1"/>
+          <w:bCs w:val="1"/>
+          <w:lang w:val="en-US"/>
+        </w:rPr>
+        <w:t xml:space="preserve"> </w:t>
+      </w:r>
+      <w:r>
         <w:rPr>
           <w:rFonts w:ascii="Arial" w:hAnsi="Arial" w:cs="Arial"/>
-        </w:rPr>
-      </w:pPr>
+          <w:b w:val="1"/>
+          <w:bCs w:val="1"/>
+          <w:lang w:val="en-US"/>
+        </w:rPr>
+        <w:t>goal</w:t>
+      </w:r>
       <w:r>
         <w:rPr>
           <w:rFonts w:ascii="Arial" w:hAnsi="Arial" w:cs="Arial"/>
-        </w:rPr>
-        <w:t xml:space="preserve">In this practical work we used HTML to create the base of our websites </w:t>
+          <w:b w:val="1"/>
+          <w:bCs w:val="1"/>
+          <w:lang w:val="en-US"/>
+        </w:rPr>
+        <w:t xml:space="preserve">: </w:t>
       </w:r>
       <w:r>
         <w:rPr>
           <w:rFonts w:ascii="Arial" w:hAnsi="Arial" w:cs="Arial"/>
-        </w:rPr>
-        <w:t xml:space="preserve">5 html files: </w:t>
+          <w:lang w:val="en-US"/>
+        </w:rPr>
+        <w:t xml:space="preserve">To </w:t>
       </w:r>
       <w:r>
         <w:rPr>
           <w:rFonts w:ascii="Arial" w:hAnsi="Arial" w:cs="Arial"/>
-        </w:rPr>
-        <w:t xml:space="preserve">index.html, services.html, </w:t>
+          <w:lang w:val="en-US"/>
+        </w:rPr>
+        <w:t>implement</w:t>
       </w:r>
       <w:r>
         <w:rPr>
           <w:rFonts w:ascii="Arial" w:hAnsi="Arial" w:cs="Arial"/>
-        </w:rPr>
-        <w:t xml:space="preserve">about.html, contact.html and contacted.html. Each of these files represents a different aspect of our knowledge from the navigation bar being responsive to clicks and updating in each </w:t>
+          <w:lang w:val="en-US"/>
+        </w:rPr>
+        <w:t xml:space="preserve"> </w:t>
       </w:r>
       <w:r>
         <w:rPr>
           <w:rFonts w:ascii="Arial" w:hAnsi="Arial" w:cs="Arial"/>
-        </w:rPr>
-        <w:t xml:space="preserve">page, to the website being responsive to smaller </w:t>
+          <w:lang w:val="en-US"/>
+        </w:rPr>
+        <w:t>bootstrap</w:t>
       </w:r>
       <w:r>
         <w:rPr>
           <w:rFonts w:ascii="Arial" w:hAnsi="Arial" w:cs="Arial"/>
-        </w:rPr>
-        <w:t>screen sizes.</w:t>
-      </w:r>
-    </w:p>
-    <w:p>
-      <w:pPr>
-        <w:jc w:val="both"/>
+          <w:lang w:val="en-US"/>
+        </w:rPr>
+        <w:t xml:space="preserve"> </w:t>
+      </w:r>
+      <w:r>
         <w:rPr>
           <w:rFonts w:ascii="Arial" w:hAnsi="Arial" w:cs="Arial"/>
-        </w:rPr>
-      </w:pPr>
+          <w:lang w:val="en-US"/>
+        </w:rPr>
+        <w:t>and</w:t>
+      </w:r>
+      <w:r>
+        <w:rPr>
+          <w:rFonts w:ascii="Arial" w:hAnsi="Arial" w:cs="Arial"/>
+          <w:lang w:val="en-US"/>
+        </w:rPr>
+        <w:t xml:space="preserve"> </w:t>
+      </w:r>
+      <w:r>
+        <w:rPr>
+          <w:rFonts w:ascii="Arial" w:hAnsi="Arial" w:cs="Arial"/>
+          <w:lang w:val="en-US"/>
+        </w:rPr>
+        <w:t>javascript</w:t>
+      </w:r>
+      <w:r>
+        <w:rPr>
+          <w:rFonts w:ascii="Arial" w:hAnsi="Arial" w:cs="Arial"/>
+          <w:lang w:val="en-US"/>
+        </w:rPr>
+        <w:t xml:space="preserve"> </w:t>
+      </w:r>
+      <w:r>
+        <w:rPr>
+          <w:rFonts w:ascii="Arial" w:hAnsi="Arial" w:cs="Arial"/>
+          <w:lang w:val="en-US"/>
+        </w:rPr>
+        <w:t>in</w:t>
+      </w:r>
+      <w:r>
+        <w:rPr>
+          <w:rFonts w:ascii="Arial" w:hAnsi="Arial" w:cs="Arial"/>
+          <w:lang w:val="en-US"/>
+        </w:rPr>
+        <w:t xml:space="preserve"> </w:t>
+      </w:r>
+      <w:r>
+        <w:rPr>
+          <w:rFonts w:ascii="Arial" w:hAnsi="Arial" w:cs="Arial"/>
+          <w:lang w:val="en-US"/>
+        </w:rPr>
+        <w:t>our</w:t>
+      </w:r>
+      <w:r>
+        <w:rPr>
+          <w:rFonts w:ascii="Arial" w:hAnsi="Arial" w:cs="Arial"/>
+          <w:lang w:val="en-US"/>
+        </w:rPr>
+        <w:t xml:space="preserve"> </w:t>
+      </w:r>
+      <w:r>
+        <w:rPr>
+          <w:rFonts w:ascii="Arial" w:hAnsi="Arial" w:cs="Arial"/>
+          <w:lang w:val="en-US"/>
+        </w:rPr>
+        <w:t>previously</w:t>
+      </w:r>
+      <w:r>
+        <w:rPr>
+          <w:rFonts w:ascii="Arial" w:hAnsi="Arial" w:cs="Arial"/>
+          <w:lang w:val="en-US"/>
+        </w:rPr>
+        <w:t xml:space="preserve"> </w:t>
+      </w:r>
+      <w:r>
+        <w:rPr>
+          <w:rFonts w:ascii="Arial" w:hAnsi="Arial" w:cs="Arial"/>
+          <w:lang w:val="en-US"/>
+        </w:rPr>
+        <w:t>created</w:t>
+      </w:r>
+      <w:r>
+        <w:rPr>
+          <w:rFonts w:ascii="Arial" w:hAnsi="Arial" w:cs="Arial"/>
+          <w:lang w:val="en-US"/>
+        </w:rPr>
+        <w:t xml:space="preserve"> </w:t>
+      </w:r>
+      <w:r>
+        <w:rPr>
+          <w:rFonts w:ascii="Arial" w:hAnsi="Arial" w:cs="Arial"/>
+          <w:lang w:val="en-US"/>
+        </w:rPr>
+        <w:t>webpage</w:t>
+      </w:r>
+      <w:r>
+        <w:rPr>
+          <w:rFonts w:ascii="Arial" w:hAnsi="Arial" w:cs="Arial"/>
+          <w:lang w:val="en-US"/>
+        </w:rPr>
+        <w:t xml:space="preserve">. </w:t>
+      </w:r>
+      <w:r>
+        <w:rPr>
+          <w:rFonts w:ascii="Arial" w:hAnsi="Arial" w:cs="Arial"/>
+          <w:lang w:val="en-US"/>
+        </w:rPr>
+        <w:t xml:space="preserve"> </w:t>
+      </w:r>
+    </w:p>
+    <w:p>
+      <w:pPr>
+        <w:pStyle w:val="Normal"/>
+        <w:jc w:val="both"/>
+      </w:pPr>
+      <w:r>
+        <w:rPr>
+          <w:rFonts w:ascii="Arial" w:hAnsi="Arial" w:cs="Arial"/>
+          <w:lang w:val="en-US"/>
+        </w:rPr>
+        <w:t xml:space="preserve">In this practical work we used Bootstrap and </w:t>
+      </w:r>
+      <w:r>
+        <w:rPr>
+          <w:rFonts w:ascii="Arial" w:hAnsi="Arial" w:cs="Arial"/>
+          <w:lang w:val="en-US"/>
+        </w:rPr>
+        <w:t>javascript</w:t>
+      </w:r>
+      <w:r>
+        <w:rPr>
+          <w:rFonts w:ascii="Arial" w:hAnsi="Arial" w:cs="Arial"/>
+          <w:lang w:val="en-US"/>
+        </w:rPr>
+        <w:t xml:space="preserve"> to update our 5 html files, in 4 of the files we updated the navigation bar to use the bootstrap version of it, implementing a toggler button for mobile screens as well. We </w:t>
+      </w:r>
+      <w:r>
+        <w:rPr>
+          <w:rFonts w:ascii="Arial" w:hAnsi="Arial" w:cs="Arial"/>
+          <w:lang w:val="en-US"/>
+        </w:rPr>
+        <w:t>modified</w:t>
+      </w:r>
+      <w:r>
+        <w:rPr>
+          <w:rFonts w:ascii="Arial" w:hAnsi="Arial" w:cs="Arial"/>
+          <w:lang w:val="en-US"/>
+        </w:rPr>
+        <w:t xml:space="preserve"> our hero section to use the bootstrap jumbotron and updated our services page to use the </w:t>
+      </w:r>
+      <w:r>
+        <w:rPr>
+          <w:rFonts w:ascii="Arial" w:hAnsi="Arial" w:cs="Arial"/>
+          <w:lang w:val="en-US"/>
+        </w:rPr>
+        <w:t>bootsrap</w:t>
+      </w:r>
+      <w:r>
+        <w:rPr>
+          <w:rFonts w:ascii="Arial" w:hAnsi="Arial" w:cs="Arial"/>
+          <w:lang w:val="en-US"/>
+        </w:rPr>
+        <w:t xml:space="preserve"> card grid </w:t>
+      </w:r>
+      <w:r>
+        <w:rPr>
+          <w:rFonts w:ascii="Arial" w:hAnsi="Arial" w:cs="Arial"/>
+          <w:lang w:val="en-US"/>
+        </w:rPr>
+        <w:t>component</w:t>
+      </w:r>
+      <w:r>
+        <w:rPr>
+          <w:rFonts w:ascii="Arial" w:hAnsi="Arial" w:cs="Arial"/>
+          <w:lang w:val="en-US"/>
+        </w:rPr>
+        <w:t xml:space="preserve"> Later</w:t>
+      </w:r>
+      <w:r>
+        <w:rPr>
+          <w:rFonts w:ascii="Arial" w:hAnsi="Arial" w:cs="Arial"/>
+          <w:lang w:val="en-US"/>
+        </w:rPr>
+        <w:t xml:space="preserve"> we decided to also implement this to our about page, since it would make it look better.</w:t>
+      </w:r>
     </w:p>
     <w:p>
       <w:pPr>
